--- a/lab03/Sprint Planning.docx
+++ b/lab03/Sprint Planning.docx
@@ -34,7 +34,7 @@
         <w:rPr/>
         <w:t xml:space="preserve">Scrum Board: </w:t>
       </w:r>
-      <w:hyperlink r:id="Rf4387853bd0b49da">
+      <w:hyperlink r:id="R9621cc5963164c8a">
         <w:r>
           <w:rPr>
             <w:rStyle w:val="Hyperlink"/>
@@ -44,6 +44,38 @@
       </w:hyperlink>
       <w:r>
         <w:rPr/>
+        <w:t xml:space="preserve"> </w:t>
+      </w:r>
+    </w:p>
+    <w:p>
+      <w:pPr>
+        <w:pStyle w:val="Normal"/>
+      </w:pPr>
+      <w:r>
+        <w:rPr>
+          <w:noProof w:val="0"/>
+          <w:lang w:val="en-US"/>
+        </w:rPr>
+        <w:t xml:space="preserve">Labs Folders: </w:t>
+      </w:r>
+      <w:hyperlink r:id="R88d03ae93342464d">
+        <w:r>
+          <w:rPr>
+            <w:rStyle w:val="Hyperlink"/>
+            <w:noProof w:val="0"/>
+            <w:lang w:val="en-US"/>
+          </w:rPr>
+          <w:t>https://github.com/leeroys99/cptr2265-labs.git</w:t>
+        </w:r>
+      </w:hyperlink>
+      <w:r>
+        <w:rPr>
+          <w:rFonts w:ascii="Aptos" w:hAnsi="Aptos" w:eastAsia="Aptos" w:cs="Aptos"/>
+          <w:noProof w:val="0"/>
+          <w:sz w:val="24"/>
+          <w:szCs w:val="24"/>
+          <w:lang w:val="en-US"/>
+        </w:rPr>
         <w:t xml:space="preserve"> </w:t>
       </w:r>
     </w:p>
@@ -638,7 +670,7 @@
     <w:name w:val="Hyperlink"/>
     <w:basedOn w:val="DefaultParagraphFont"/>
     <w:unhideWhenUsed/>
-    <w:rsid w:val="4AE89A15"/>
+    <w:rsid w:val="79AFB3F3"/>
     <w:rPr>
       <w:color w:val="467886"/>
       <w:u w:val="single"/>
